--- a/zht/docx/216.content.docx
+++ b/zht/docx/216.content.docx
@@ -299,18 +299,12 @@
           <w:lang w:val="zh_TW" w:bidi="zh_TW"/>
         </w:rPr>
       </w:r>
-      <w:hyperlink r:id="rId13">
-        <w:r>
-          <w:rPr>
-            <w:lang w:val="zh_TW" w:bidi="zh_TW"/>
-          </w:rPr>
-          <w:rPr>
-            <w:color w:val="0000EE"/>
-            <w:u w:val="single"/>
-          </w:rPr>
-          <w:t>使徒行傳7:26</w:t>
-        </w:r>
-      </w:hyperlink>
+      <w:r>
+        <w:rPr>
+          <w:lang w:val="zh_TW" w:bidi="zh_TW"/>
+        </w:rPr>
+        <w:t>使徒行傳7:26</w:t>
+      </w:r>
     </w:p>
     <w:p>
       <w:pPr>
@@ -323,18 +317,12 @@
           <w:lang w:val="zh_TW" w:bidi="zh_TW"/>
         </w:rPr>
       </w:r>
-      <w:hyperlink r:id="rId14">
-        <w:r>
-          <w:rPr>
-            <w:lang w:val="zh_TW" w:bidi="zh_TW"/>
-          </w:rPr>
-          <w:rPr>
-            <w:color w:val="0000EE"/>
-            <w:u w:val="single"/>
-          </w:rPr>
-          <w:t>出埃及記22:21</w:t>
-        </w:r>
-      </w:hyperlink>
+      <w:r>
+        <w:rPr>
+          <w:lang w:val="zh_TW" w:bidi="zh_TW"/>
+        </w:rPr>
+        <w:t>出埃及記22:21</w:t>
+      </w:r>
     </w:p>
     <w:p>
       <w:pPr>
@@ -347,18 +335,12 @@
           <w:lang w:val="zh_TW" w:bidi="zh_TW"/>
         </w:rPr>
       </w:r>
-      <w:hyperlink r:id="rId15">
-        <w:r>
-          <w:rPr>
-            <w:lang w:val="zh_TW" w:bidi="zh_TW"/>
-          </w:rPr>
-          <w:rPr>
-            <w:color w:val="0000EE"/>
-            <w:u w:val="single"/>
-          </w:rPr>
-          <w:t>創世記16:5</w:t>
-        </w:r>
-      </w:hyperlink>
+      <w:r>
+        <w:rPr>
+          <w:lang w:val="zh_TW" w:bidi="zh_TW"/>
+        </w:rPr>
+        <w:t>創世記16:5</w:t>
+      </w:r>
     </w:p>
     <w:p>
       <w:pPr>
@@ -371,18 +353,12 @@
           <w:lang w:val="zh_TW" w:bidi="zh_TW"/>
         </w:rPr>
       </w:r>
-      <w:hyperlink r:id="rId16">
-        <w:r>
-          <w:rPr>
-            <w:lang w:val="zh_TW" w:bidi="zh_TW"/>
-          </w:rPr>
-          <w:rPr>
-            <w:color w:val="0000EE"/>
-            <w:u w:val="single"/>
-          </w:rPr>
-          <w:t>路加福音6:28</w:t>
-        </w:r>
-      </w:hyperlink>
+      <w:r>
+        <w:rPr>
+          <w:lang w:val="zh_TW" w:bidi="zh_TW"/>
+        </w:rPr>
+        <w:t>路加福音6:28</w:t>
+      </w:r>
     </w:p>
     <w:p>
       <w:pPr>
@@ -395,18 +371,12 @@
           <w:lang w:val="zh_TW" w:bidi="zh_TW"/>
         </w:rPr>
       </w:r>
-      <w:hyperlink r:id="rId17">
-        <w:r>
-          <w:rPr>
-            <w:lang w:val="zh_TW" w:bidi="zh_TW"/>
-          </w:rPr>
-          <w:rPr>
-            <w:color w:val="0000EE"/>
-            <w:u w:val="single"/>
-          </w:rPr>
-          <w:t>馬太福音20:13–14</w:t>
-        </w:r>
-      </w:hyperlink>
+      <w:r>
+        <w:rPr>
+          <w:lang w:val="zh_TW" w:bidi="zh_TW"/>
+        </w:rPr>
+        <w:t>馬太福音20:13–14</w:t>
+      </w:r>
     </w:p>
     <w:p>
       <w:pPr>
@@ -419,18 +389,12 @@
           <w:lang w:val="zh_TW" w:bidi="zh_TW"/>
         </w:rPr>
       </w:r>
-      <w:hyperlink r:id="rId18">
-        <w:r>
-          <w:rPr>
-            <w:lang w:val="zh_TW" w:bidi="zh_TW"/>
-          </w:rPr>
-          <w:rPr>
-            <w:color w:val="0000EE"/>
-            <w:u w:val="single"/>
-          </w:rPr>
-          <w:t>詩篇71:13</w:t>
-        </w:r>
-      </w:hyperlink>
+      <w:r>
+        <w:rPr>
+          <w:lang w:val="zh_TW" w:bidi="zh_TW"/>
+        </w:rPr>
+        <w:t>詩篇71:13</w:t>
+      </w:r>
     </w:p>
     <w:p>
       <w:pPr>
@@ -705,18 +669,12 @@
           <w:lang w:val="zh_TW" w:bidi="zh_TW"/>
         </w:rPr>
       </w:r>
-      <w:hyperlink r:id="rId19">
-        <w:r>
-          <w:rPr>
-            <w:lang w:val="zh_TW" w:bidi="zh_TW"/>
-          </w:rPr>
-          <w:rPr>
-            <w:color w:val="0000EE"/>
-            <w:u w:val="single"/>
-          </w:rPr>
-          <w:t>列王紀下20:4–5</w:t>
-        </w:r>
-      </w:hyperlink>
+      <w:r>
+        <w:rPr>
+          <w:lang w:val="zh_TW" w:bidi="zh_TW"/>
+        </w:rPr>
+        <w:t>列王紀下20:4–5</w:t>
+      </w:r>
     </w:p>
     <w:p>
       <w:pPr>
@@ -729,18 +687,12 @@
           <w:lang w:val="zh_TW" w:bidi="zh_TW"/>
         </w:rPr>
       </w:r>
-      <w:hyperlink r:id="rId20">
-        <w:r>
-          <w:rPr>
-            <w:lang w:val="zh_TW" w:bidi="zh_TW"/>
-          </w:rPr>
-          <w:rPr>
-            <w:color w:val="0000EE"/>
-            <w:u w:val="single"/>
-          </w:rPr>
-          <w:t>出埃及記27:9</w:t>
-        </w:r>
-      </w:hyperlink>
+      <w:r>
+        <w:rPr>
+          <w:lang w:val="zh_TW" w:bidi="zh_TW"/>
+        </w:rPr>
+        <w:t>出埃及記27:9</w:t>
+      </w:r>
     </w:p>
     <w:p>
       <w:pPr>
@@ -753,18 +705,12 @@
           <w:lang w:val="zh_TW" w:bidi="zh_TW"/>
         </w:rPr>
       </w:r>
-      <w:hyperlink r:id="rId21">
-        <w:r>
-          <w:rPr>
-            <w:lang w:val="zh_TW" w:bidi="zh_TW"/>
-          </w:rPr>
-          <w:rPr>
-            <w:color w:val="0000EE"/>
-            <w:u w:val="single"/>
-          </w:rPr>
-          <w:t>耶利米書19:14–15</w:t>
-        </w:r>
-      </w:hyperlink>
+      <w:r>
+        <w:rPr>
+          <w:lang w:val="zh_TW" w:bidi="zh_TW"/>
+        </w:rPr>
+        <w:t>耶利米書19:14–15</w:t>
+      </w:r>
     </w:p>
     <w:p>
       <w:pPr>
@@ -777,18 +723,12 @@
           <w:lang w:val="zh_TW" w:bidi="zh_TW"/>
         </w:rPr>
       </w:r>
-      <w:hyperlink r:id="rId22">
-        <w:r>
-          <w:rPr>
-            <w:lang w:val="zh_TW" w:bidi="zh_TW"/>
-          </w:rPr>
-          <w:rPr>
-            <w:color w:val="0000EE"/>
-            <w:u w:val="single"/>
-          </w:rPr>
-          <w:t>路加福音22:55</w:t>
-        </w:r>
-      </w:hyperlink>
+      <w:r>
+        <w:rPr>
+          <w:lang w:val="zh_TW" w:bidi="zh_TW"/>
+        </w:rPr>
+        <w:t>路加福音22:55</w:t>
+      </w:r>
     </w:p>
     <w:p>
       <w:pPr>
@@ -801,18 +741,12 @@
           <w:lang w:val="zh_TW" w:bidi="zh_TW"/>
         </w:rPr>
       </w:r>
-      <w:hyperlink r:id="rId23">
-        <w:r>
-          <w:rPr>
-            <w:lang w:val="zh_TW" w:bidi="zh_TW"/>
-          </w:rPr>
-          <w:rPr>
-            <w:color w:val="0000EE"/>
-            <w:u w:val="single"/>
-          </w:rPr>
-          <w:t>馬太福音26:69–70</w:t>
-        </w:r>
-      </w:hyperlink>
+      <w:r>
+        <w:rPr>
+          <w:lang w:val="zh_TW" w:bidi="zh_TW"/>
+        </w:rPr>
+        <w:t>馬太福音26:69–70</w:t>
+      </w:r>
     </w:p>
     <w:p>
       <w:pPr>
@@ -825,18 +759,12 @@
           <w:lang w:val="zh_TW" w:bidi="zh_TW"/>
         </w:rPr>
       </w:r>
-      <w:hyperlink r:id="rId24">
-        <w:r>
-          <w:rPr>
-            <w:lang w:val="zh_TW" w:bidi="zh_TW"/>
-          </w:rPr>
-          <w:rPr>
-            <w:color w:val="0000EE"/>
-            <w:u w:val="single"/>
-          </w:rPr>
-          <w:t>民數記3:26</w:t>
-        </w:r>
-      </w:hyperlink>
+      <w:r>
+        <w:rPr>
+          <w:lang w:val="zh_TW" w:bidi="zh_TW"/>
+        </w:rPr>
+        <w:t>民數記3:26</w:t>
+      </w:r>
     </w:p>
     <w:p>
       <w:pPr>
@@ -849,18 +777,12 @@
           <w:lang w:val="zh_TW" w:bidi="zh_TW"/>
         </w:rPr>
       </w:r>
-      <w:hyperlink r:id="rId25">
-        <w:r>
-          <w:rPr>
-            <w:lang w:val="zh_TW" w:bidi="zh_TW"/>
-          </w:rPr>
-          <w:rPr>
-            <w:color w:val="0000EE"/>
-            <w:u w:val="single"/>
-          </w:rPr>
-          <w:t>詩篇65:4</w:t>
-        </w:r>
-      </w:hyperlink>
+      <w:r>
+        <w:rPr>
+          <w:lang w:val="zh_TW" w:bidi="zh_TW"/>
+        </w:rPr>
+        <w:t>詩篇65:4</w:t>
+      </w:r>
     </w:p>
     <w:p>
       <w:pPr>
